--- a/ACTIVIDAD1/Actividad1.docx
+++ b/ACTIVIDAD1/Actividad1.docx
@@ -20,12 +20,17 @@
         <w:t xml:space="preserve">¿Qué tipo de proceso realiza </w:t>
       </w:r>
       <w:proofErr w:type="spellStart"/>
+      <w:proofErr w:type="gramStart"/>
       <w:r>
         <w:t>fetch</w:t>
       </w:r>
       <w:proofErr w:type="spellEnd"/>
       <w:r>
-        <w:t>()?</w:t>
+        <w:t>(</w:t>
+      </w:r>
+      <w:proofErr w:type="gramEnd"/>
+      <w:r>
+        <w:t>)?</w:t>
       </w:r>
     </w:p>
     <w:p>
@@ -48,10 +53,7 @@
     </w:p>
     <w:p>
       <w:r>
-        <w:t>¿</w:t>
-      </w:r>
-      <w:r>
-        <w:t>Por qué es asíncrono?</w:t>
+        <w:t>¿Por qué es asíncrono?</w:t>
       </w:r>
     </w:p>
     <w:p>
@@ -90,21 +92,43 @@
       </w:r>
     </w:p>
     <w:p>
-      <w:r>
-        <w:t xml:space="preserve">Si la página estuviera publicada mediante HTTPS, utilizaría </w:t>
-      </w:r>
-      <w:r>
+      <w:pPr>
         <w:rPr>
           <w:b/>
           <w:bCs/>
         </w:rPr>
-        <w:t>HTTPS</w:t>
-      </w:r>
-      <w:r>
-        <w:t>.</w:t>
+      </w:pPr>
+      <w:r>
+        <w:rPr>
+          <w:b/>
+          <w:bCs/>
+        </w:rPr>
+        <w:t xml:space="preserve">¿Cuál es el URL completo al recurso </w:t>
+      </w:r>
+      <w:proofErr w:type="spellStart"/>
+      <w:proofErr w:type="gramStart"/>
+      <w:r>
+        <w:rPr>
+          <w:b/>
+          <w:bCs/>
+        </w:rPr>
+        <w:t>productos.json</w:t>
+      </w:r>
+      <w:proofErr w:type="spellEnd"/>
+      <w:proofErr w:type="gramEnd"/>
+      <w:r>
+        <w:rPr>
+          <w:b/>
+          <w:bCs/>
+        </w:rPr>
+        <w:t>?</w:t>
       </w:r>
     </w:p>
-    <w:p/>
+    <w:p>
+      <w:r>
+        <w:t>http://127.0.0.1:5500/ACTIVIDAD1/recursos/datos/productos.json</w:t>
+      </w:r>
+    </w:p>
     <w:p/>
     <w:p/>
     <w:p>
